--- a/docs/des/ses_ai_ddd_detailed_design.docx
+++ b/docs/des/ses_ai_ddd_detailed_design.docx
@@ -2,32 +2,6 @@
 <file path=word/document.xml><?xml version="1.0" encoding="utf-8"?>
 <w:document xmlns:w="http://schemas.openxmlformats.org/wordprocessingml/2006/main" xmlns:m="http://schemas.openxmlformats.org/officeDocument/2006/math" xmlns:r="http://schemas.openxmlformats.org/officeDocument/2006/relationships" xmlns:o="urn:schemas-microsoft-com:office:office" xmlns:v="urn:schemas-microsoft-com:vml" xmlns:w10="urn:schemas-microsoft-com:office:word" xmlns:a="http://schemas.openxmlformats.org/drawingml/2006/main" xmlns:pic="http://schemas.openxmlformats.org/drawingml/2006/picture" xmlns:wp="http://schemas.openxmlformats.org/drawingml/2006/wordprocessingDrawing">
   <w:body>
-    <w:sdt>
-      <w:sdtPr>
-        <w:docPartObj>
-          <w:docPartGallery w:val="Table of Contents"/>
-          <w:docPartUnique/>
-        </w:docPartObj>
-      </w:sdtPr>
-      <w:sdtContent>
-        <w:p>
-          <w:pPr>
-            <w:pStyle w:val="TOCHeading"/>
-          </w:pPr>
-          <w:r>
-            <w:t xml:space="preserve">Table of Contents</w:t>
-          </w:r>
-        </w:p>
-        <w:p>
-          <w:r>
-            <w:fldChar w:fldCharType="begin" w:dirty="true"/>
-            <w:instrText xml:space="preserve">TOC \o "1-3" \h \z \u</w:instrText>
-            <w:fldChar w:fldCharType="separate"/>
-            <w:fldChar w:fldCharType="end"/>
-          </w:r>
-        </w:p>
-      </w:sdtContent>
-    </w:sdt>
     <w:bookmarkStart w:id="19" w:name="クラウドファンディング型教育実践開発システム"/>
     <w:p>
       <w:pPr>
@@ -146,7 +120,7 @@
               <w:pStyle w:val="Compact"/>
             </w:pPr>
             <w:r>
-              <w:t xml:space="preserve">1.0</w:t>
+              <w:t xml:space="preserve">1.3</w:t>
             </w:r>
           </w:p>
         </w:tc>
@@ -1065,6 +1039,200 @@
           </w:p>
         </w:tc>
       </w:tr>
+      <w:tr>
+        <w:tc>
+          <w:tcPr/>
+          <w:p>
+            <w:pPr>
+              <w:pStyle w:val="Compact"/>
+            </w:pPr>
+            <w:r>
+              <w:t xml:space="preserve">1.3</w:t>
+            </w:r>
+          </w:p>
+        </w:tc>
+        <w:tc>
+          <w:tcPr/>
+          <w:p>
+            <w:pPr>
+              <w:pStyle w:val="Compact"/>
+            </w:pPr>
+            <w:r>
+              <w:t xml:space="preserve">2026-07-28</w:t>
+            </w:r>
+          </w:p>
+        </w:tc>
+        <w:tc>
+          <w:tcPr/>
+          <w:p>
+            <w:pPr>
+              <w:pStyle w:val="Compact"/>
+            </w:pPr>
+            <w:r>
+              <w:rPr>
+                <w:rFonts w:hint="eastAsia"/>
+                <w:b/>
+                <w:bCs/>
+              </w:rPr>
+              <w:t xml:space="preserve">実装を正として同期</w:t>
+            </w:r>
+            <w:r>
+              <w:rPr>
+                <w:rFonts w:hint="eastAsia"/>
+              </w:rPr>
+              <w:t xml:space="preserve">（コード読解による突き合わせ）。§1.5</w:t>
+            </w:r>
+            <w:r>
+              <w:t xml:space="preserve"> </w:t>
+            </w:r>
+            <w:r>
+              <w:rPr>
+                <w:rFonts w:hint="eastAsia"/>
+              </w:rPr>
+              <w:t xml:space="preserve">モジュール構成を単一Backendプロジェクトの実態へ更新（ADR-0001。</w:t>
+            </w:r>
+            <w:r>
+              <w:rPr>
+                <w:rStyle w:val="VerbatimChar"/>
+              </w:rPr>
+              <w:t xml:space="preserve">app-worker</w:t>
+            </w:r>
+            <w:r>
+              <w:t xml:space="preserve"> </w:t>
+            </w:r>
+            <w:r>
+              <w:rPr>
+                <w:rFonts w:hint="eastAsia"/>
+              </w:rPr>
+              <w:t xml:space="preserve">は存在しない）。§9</w:t>
+            </w:r>
+            <w:r>
+              <w:t xml:space="preserve"> </w:t>
+            </w:r>
+            <w:r>
+              <w:rPr>
+                <w:rFonts w:hint="eastAsia"/>
+              </w:rPr>
+              <w:t xml:space="preserve">バッチ表のIDを</w:t>
+            </w:r>
+            <w:r>
+              <w:rPr>
+                <w:rFonts w:hint="eastAsia"/>
+                <w:b/>
+                <w:bCs/>
+              </w:rPr>
+              <w:t xml:space="preserve">基本設計</w:t>
+            </w:r>
+            <w:r>
+              <w:rPr>
+                <w:b/>
+                <w:bCs/>
+              </w:rPr>
+              <w:t xml:space="preserve"> §8.1 </w:t>
+            </w:r>
+            <w:r>
+              <w:rPr>
+                <w:rFonts w:hint="eastAsia"/>
+                <w:b/>
+                <w:bCs/>
+              </w:rPr>
+              <w:t xml:space="preserve">の採番へ振り直し</w:t>
+            </w:r>
+            <w:r>
+              <w:rPr>
+                <w:rFonts w:hint="eastAsia"/>
+              </w:rPr>
+              <w:t xml:space="preserve">（実装の</w:t>
+            </w:r>
+            <w:r>
+              <w:t xml:space="preserve"> </w:t>
+            </w:r>
+            <w:r>
+              <w:rPr>
+                <w:rStyle w:val="VerbatimChar"/>
+              </w:rPr>
+              <w:t xml:space="preserve">@SchedulerLock</w:t>
+            </w:r>
+            <w:r>
+              <w:t xml:space="preserve"> </w:t>
+            </w:r>
+            <w:r>
+              <w:rPr>
+                <w:rFonts w:hint="eastAsia"/>
+              </w:rPr>
+              <w:t xml:space="preserve">名に一致）、決済照合の周期を</w:t>
+            </w:r>
+            <w:r>
+              <w:t xml:space="preserve"> </w:t>
+            </w:r>
+            <w:r>
+              <w:rPr>
+                <w:rFonts w:hint="eastAsia"/>
+              </w:rPr>
+              <w:t xml:space="preserve">10分→</w:t>
+            </w:r>
+            <w:r>
+              <w:rPr>
+                <w:rFonts w:hint="eastAsia"/>
+                <w:b/>
+                <w:bCs/>
+              </w:rPr>
+              <w:t xml:space="preserve">15分</w:t>
+            </w:r>
+            <w:r>
+              <w:rPr>
+                <w:rFonts w:hint="eastAsia"/>
+              </w:rPr>
+              <w:t xml:space="preserve">へ修正、Outbox配送先をアプリ内Handlerへ確定（ADR-0008）、ShedLockの適用有無を明記（ADR-0003）、実装済みの</w:t>
+            </w:r>
+            <w:r>
+              <w:t xml:space="preserve"> </w:t>
+            </w:r>
+            <w:r>
+              <w:rPr>
+                <w:b/>
+                <w:bCs/>
+              </w:rPr>
+              <w:t xml:space="preserve">BAT-003 </w:t>
+            </w:r>
+            <w:r>
+              <w:rPr>
+                <w:rFonts w:hint="eastAsia"/>
+                <w:b/>
+                <w:bCs/>
+              </w:rPr>
+              <w:t xml:space="preserve">返金対象作成</w:t>
+            </w:r>
+            <w:r>
+              <w:t xml:space="preserve">と</w:t>
+            </w:r>
+            <w:r>
+              <w:t xml:space="preserve"> </w:t>
+            </w:r>
+            <w:r>
+              <w:rPr>
+                <w:b/>
+                <w:bCs/>
+              </w:rPr>
+              <w:t xml:space="preserve">BAT-010 </w:t>
+            </w:r>
+            <w:r>
+              <w:rPr>
+                <w:rFonts w:hint="eastAsia"/>
+                <w:b/>
+                <w:bCs/>
+              </w:rPr>
+              <w:t xml:space="preserve">冪等記録削除</w:t>
+            </w:r>
+            <w:r>
+              <w:rPr>
+                <w:rFonts w:hint="eastAsia"/>
+              </w:rPr>
+              <w:t xml:space="preserve">を追加。§9.2以降のSQS前提の記述を実態へ修正。</w:t>
+            </w:r>
+          </w:p>
+        </w:tc>
+      </w:tr>
     </w:tbl>
     <w:bookmarkEnd w:id="24"/>
     <w:bookmarkStart w:id="25" w:name="章構成"/>
@@ -2534,6 +2702,37 @@
     </w:p>
     <w:p>
       <w:pPr>
+        <w:pStyle w:val="FirstParagraph"/>
+      </w:pPr>
+      <w:r>
+        <w:rPr>
+          <w:rFonts w:hint="eastAsia"/>
+          <w:b/>
+          <w:bCs/>
+        </w:rPr>
+        <w:t xml:space="preserve">実装は単一Backendプロジェクト構成を採用している（ADR-0001）。</w:t>
+      </w:r>
+      <w:r>
+        <w:t xml:space="preserve"> </w:t>
+      </w:r>
+      <w:r>
+        <w:rPr>
+          <w:rFonts w:hint="eastAsia"/>
+        </w:rPr>
+        <w:t xml:space="preserve">本節末尾の但し書きに沿った選択で、</w:t>
+      </w:r>
+      <w:r>
+        <w:t xml:space="preserve"> </w:t>
+      </w:r>
+      <w:r>
+        <w:rPr>
+          <w:rFonts w:hint="eastAsia"/>
+        </w:rPr>
+        <w:t xml:space="preserve">コンテキスト境界はGradleモジュールではなくパッケージで表現し、依存規則はArchUnitで検査する。</w:t>
+      </w:r>
+    </w:p>
+    <w:p>
+      <w:pPr>
         <w:pStyle w:val="SourceCode"/>
       </w:pPr>
       <w:r>
@@ -2549,20 +2748,40 @@
         <w:rPr>
           <w:rStyle w:val="VerbatimChar"/>
         </w:rPr>
-        <w:t xml:space="preserve">├─ app-api                 # Spring </w:t>
+        <w:t xml:space="preserve">├─ backend                 # Spring </w:t>
       </w:r>
       <w:r>
         <w:rPr>
           <w:rStyle w:val="VerbatimChar"/>
           <w:rFonts w:hint="eastAsia"/>
         </w:rPr>
-        <w:t xml:space="preserve">Boot起動、Web</w:t>
+        <w:t xml:space="preserve">Boot起動</w:t>
       </w:r>
       <w:r>
         <w:rPr>
           <w:rStyle w:val="VerbatimChar"/>
         </w:rPr>
-        <w:t xml:space="preserve"> API</w:t>
+        <w:t xml:space="preserve"> + Web API + </w:t>
+      </w:r>
+      <w:r>
+        <w:rPr>
+          <w:rStyle w:val="VerbatimChar"/>
+          <w:rFonts w:hint="eastAsia"/>
+        </w:rPr>
+        <w:t xml:space="preserve">Batch（Gradleプロジェクト名:</w:t>
+      </w:r>
+      <w:r>
+        <w:rPr>
+          <w:rStyle w:val="VerbatimChar"/>
+        </w:rPr>
+        <w:t xml:space="preserve"> </w:t>
+      </w:r>
+      <w:r>
+        <w:rPr>
+          <w:rStyle w:val="VerbatimChar"/>
+          <w:rFonts w:hint="eastAsia"/>
+        </w:rPr>
+        <w:t xml:space="preserve">cf-training-backend）</w:t>
       </w:r>
       <w:r>
         <w:br/>
@@ -2571,7 +2790,7 @@
         <w:rPr>
           <w:rStyle w:val="VerbatimChar"/>
         </w:rPr>
-        <w:t xml:space="preserve">├─ app-worker              # Batch / SQS Worker</w:t>
+        <w:t xml:space="preserve">│  └─ src/main/{kotlin,java}/com/example/cf/</w:t>
       </w:r>
       <w:r>
         <w:br/>
@@ -2580,7 +2799,7 @@
         <w:rPr>
           <w:rStyle w:val="VerbatimChar"/>
         </w:rPr>
-        <w:t xml:space="preserve">├─ module-identity</w:t>
+        <w:t xml:space="preserve">│     ├─ identity/  project/  review/  funding/</w:t>
       </w:r>
       <w:r>
         <w:br/>
@@ -2589,7 +2808,7 @@
         <w:rPr>
           <w:rStyle w:val="VerbatimChar"/>
         </w:rPr>
-        <w:t xml:space="preserve">├─ module-project</w:t>
+        <w:t xml:space="preserve">│     ├─ payment/  notification/  file/  audit/</w:t>
       </w:r>
       <w:r>
         <w:br/>
@@ -2598,7 +2817,27 @@
         <w:rPr>
           <w:rStyle w:val="VerbatimChar"/>
         </w:rPr>
-        <w:t xml:space="preserve">├─ module-review</w:t>
+        <w:t xml:space="preserve">│     ├─ shared/           # Shared </w:t>
+      </w:r>
+      <w:r>
+        <w:rPr>
+          <w:rStyle w:val="VerbatimChar"/>
+          <w:rFonts w:hint="eastAsia"/>
+        </w:rPr>
+        <w:t xml:space="preserve">Kernel（kernel</w:t>
+      </w:r>
+      <w:r>
+        <w:rPr>
+          <w:rStyle w:val="VerbatimChar"/>
+        </w:rPr>
+        <w:t xml:space="preserve"> / outbox / batch / web / observability </w:t>
+      </w:r>
+      <w:r>
+        <w:rPr>
+          <w:rStyle w:val="VerbatimChar"/>
+          <w:rFonts w:hint="eastAsia"/>
+        </w:rPr>
+        <w:t xml:space="preserve">など）</w:t>
       </w:r>
       <w:r>
         <w:br/>
@@ -2607,7 +2846,7 @@
         <w:rPr>
           <w:rStyle w:val="VerbatimChar"/>
         </w:rPr>
-        <w:t xml:space="preserve">├─ module-funding</w:t>
+        <w:t xml:space="preserve">│     └─ config/</w:t>
       </w:r>
       <w:r>
         <w:br/>
@@ -2616,7 +2855,27 @@
         <w:rPr>
           <w:rStyle w:val="VerbatimChar"/>
         </w:rPr>
-        <w:t xml:space="preserve">├─ module-payment</w:t>
+        <w:t xml:space="preserve">├─ frontend                # </w:t>
+      </w:r>
+      <w:r>
+        <w:rPr>
+          <w:rStyle w:val="VerbatimChar"/>
+          <w:rFonts w:hint="eastAsia"/>
+        </w:rPr>
+        <w:t xml:space="preserve">Next.js（Web</w:t>
+      </w:r>
+      <w:r>
+        <w:rPr>
+          <w:rStyle w:val="VerbatimChar"/>
+        </w:rPr>
+        <w:t xml:space="preserve"> + </w:t>
+      </w:r>
+      <w:r>
+        <w:rPr>
+          <w:rStyle w:val="VerbatimChar"/>
+          <w:rFonts w:hint="eastAsia"/>
+        </w:rPr>
+        <w:t xml:space="preserve">BFF、ADR-0004）</w:t>
       </w:r>
       <w:r>
         <w:br/>
@@ -2625,52 +2884,7 @@
         <w:rPr>
           <w:rStyle w:val="VerbatimChar"/>
         </w:rPr>
-        <w:t xml:space="preserve">├─ module-notification</w:t>
-      </w:r>
-      <w:r>
-        <w:br/>
-      </w:r>
-      <w:r>
-        <w:rPr>
-          <w:rStyle w:val="VerbatimChar"/>
-        </w:rPr>
-        <w:t xml:space="preserve">├─ module-file</w:t>
-      </w:r>
-      <w:r>
-        <w:br/>
-      </w:r>
-      <w:r>
-        <w:rPr>
-          <w:rStyle w:val="VerbatimChar"/>
-        </w:rPr>
-        <w:t xml:space="preserve">├─ module-audit</w:t>
-      </w:r>
-      <w:r>
-        <w:br/>
-      </w:r>
-      <w:r>
-        <w:rPr>
-          <w:rStyle w:val="VerbatimChar"/>
-        </w:rPr>
-        <w:t xml:space="preserve">├─ shared-kernel</w:t>
-      </w:r>
-      <w:r>
-        <w:br/>
-      </w:r>
-      <w:r>
-        <w:rPr>
-          <w:rStyle w:val="VerbatimChar"/>
-        </w:rPr>
-        <w:t xml:space="preserve">├─ test-support</w:t>
-      </w:r>
-      <w:r>
-        <w:br/>
-      </w:r>
-      <w:r>
-        <w:rPr>
-          <w:rStyle w:val="VerbatimChar"/>
-        </w:rPr>
-        <w:t xml:space="preserve">└─ frontend                # Next.js</w:t>
+        <w:t xml:space="preserve">└─ infra                   # Terraform / docker-compose</w:t>
       </w:r>
     </w:p>
     <w:p>
@@ -2681,16 +2895,147 @@
         <w:rPr>
           <w:rFonts w:hint="eastAsia"/>
         </w:rPr>
-        <w:t xml:space="preserve">教育初期にGradleマルチプロジェクトが負担になる場合は、単一Backendプロジェクト内のパッケージ分割から開始してよい。ただし依存規則はArchUnitとSpring</w:t>
+        <w:t xml:space="preserve">各コンテキストは</w:t>
       </w:r>
       <w:r>
         <w:t xml:space="preserve"> </w:t>
       </w:r>
       <w:r>
         <w:rPr>
+          <w:rStyle w:val="VerbatimChar"/>
+        </w:rPr>
+        <w:t xml:space="preserve">adapter / application / domain</w:t>
+      </w:r>
+      <w:r>
+        <w:t xml:space="preserve"> </w:t>
+      </w:r>
+      <w:r>
+        <w:rPr>
           <w:rFonts w:hint="eastAsia"/>
         </w:rPr>
-        <w:t xml:space="preserve">Modulithで同等に検査する。</w:t>
+        <w:t xml:space="preserve">の3層で構成する。</w:t>
+      </w:r>
+      <w:r>
+        <w:t xml:space="preserve"> </w:t>
+      </w:r>
+      <w:r>
+        <w:rPr>
+          <w:rFonts w:hint="eastAsia"/>
+        </w:rPr>
+        <w:t xml:space="preserve">Batchは独立プロセスではなく</w:t>
+      </w:r>
+      <w:r>
+        <w:t xml:space="preserve"> </w:t>
+      </w:r>
+      <w:r>
+        <w:rPr>
+          <w:rStyle w:val="VerbatimChar"/>
+        </w:rPr>
+        <w:t xml:space="preserve">adapter/in/batch</w:t>
+      </w:r>
+      <w:r>
+        <w:t xml:space="preserve"> </w:t>
+      </w:r>
+      <w:r>
+        <w:rPr>
+          <w:rFonts w:hint="eastAsia"/>
+        </w:rPr>
+        <w:t xml:space="preserve">として同一プロセスに置く</w:t>
+      </w:r>
+      <w:r>
+        <w:t xml:space="preserve"> </w:t>
+      </w:r>
+      <w:r>
+        <w:rPr>
+          <w:rFonts w:hint="eastAsia"/>
+        </w:rPr>
+        <w:t xml:space="preserve">（Outbox配送もアプリ内Handlerへ配送する。ADR-0008）。</w:t>
+      </w:r>
+    </w:p>
+    <w:p>
+      <w:pPr>
+        <w:pStyle w:val="BlockText"/>
+      </w:pPr>
+      <w:r>
+        <w:rPr>
+          <w:rFonts w:hint="eastAsia"/>
+        </w:rPr>
+        <w:t xml:space="preserve">当初案では</w:t>
+      </w:r>
+      <w:r>
+        <w:t xml:space="preserve"> </w:t>
+      </w:r>
+      <w:r>
+        <w:rPr>
+          <w:rStyle w:val="VerbatimChar"/>
+        </w:rPr>
+        <w:t xml:space="preserve">app-api</w:t>
+      </w:r>
+      <w:r>
+        <w:t xml:space="preserve"> </w:t>
+      </w:r>
+      <w:r>
+        <w:t xml:space="preserve">/</w:t>
+      </w:r>
+      <w:r>
+        <w:t xml:space="preserve"> </w:t>
+      </w:r>
+      <w:r>
+        <w:rPr>
+          <w:rStyle w:val="VerbatimChar"/>
+        </w:rPr>
+        <w:t xml:space="preserve">app-worker</w:t>
+      </w:r>
+      <w:r>
+        <w:t xml:space="preserve"> </w:t>
+      </w:r>
+      <w:r>
+        <w:t xml:space="preserve">とコンテキストごとの</w:t>
+      </w:r>
+      <w:r>
+        <w:t xml:space="preserve"> </w:t>
+      </w:r>
+      <w:r>
+        <w:rPr>
+          <w:rStyle w:val="VerbatimChar"/>
+        </w:rPr>
+        <w:t xml:space="preserve">module-*</w:t>
+      </w:r>
+      <w:r>
+        <w:t xml:space="preserve"> </w:t>
+      </w:r>
+      <w:r>
+        <w:rPr>
+          <w:rFonts w:hint="eastAsia"/>
+        </w:rPr>
+        <w:t xml:space="preserve">に分けるGradleマルチプロジェクトを</w:t>
+      </w:r>
+      <w:r>
+        <w:t xml:space="preserve"> </w:t>
+      </w:r>
+      <w:r>
+        <w:rPr>
+          <w:rFonts w:hint="eastAsia"/>
+        </w:rPr>
+        <w:t xml:space="preserve">想定していた。教育初期の負担を避けるため単一プロジェクトから開始し、依存規則はArchUnitで</w:t>
+      </w:r>
+      <w:r>
+        <w:t xml:space="preserve"> </w:t>
+      </w:r>
+      <w:r>
+        <w:rPr>
+          <w:rFonts w:hint="eastAsia"/>
+        </w:rPr>
+        <w:t xml:space="preserve">同等に検査している（Spring</w:t>
+      </w:r>
+      <w:r>
+        <w:t xml:space="preserve"> </w:t>
+      </w:r>
+      <w:r>
+        <w:rPr>
+          <w:rFonts w:hint="eastAsia"/>
+        </w:rPr>
+        <w:t xml:space="preserve">Modulithは未導入）。</w:t>
       </w:r>
     </w:p>
     <w:bookmarkEnd w:id="31"/>
@@ -37880,6 +38225,174 @@
     <w:tbl>
       <w:tblPr>
         <w:tblStyle w:val="Table"/>
+        <w:tblW w:type="auto" w:w="0"/>
+        <w:tblLook w:firstRow="1" w:lastRow="0" w:firstColumn="0" w:lastColumn="0" w:noHBand="0" w:noVBand="0" w:val="0020"/>
+      </w:tblPr>
+      <w:tblGrid>
+        <w:gridCol w:w="1320"/>
+        <w:gridCol w:w="1320"/>
+        <w:gridCol w:w="1320"/>
+        <w:gridCol w:w="1320"/>
+        <w:gridCol w:w="1320"/>
+        <w:gridCol w:w="1320"/>
+      </w:tblGrid>
+      <w:tr>
+        <w:trPr>
+          <w:tblHeader w:val="on"/>
+        </w:trPr>
+        <w:tc>
+          <w:tcPr/>
+          <w:p>
+            <w:pPr>
+              <w:pStyle w:val="Compact"/>
+            </w:pPr>
+            <w:r>
+              <w:t xml:space="preserve">Batch ID</w:t>
+            </w:r>
+          </w:p>
+        </w:tc>
+        <w:tc>
+          <w:tcPr/>
+          <w:p>
+            <w:pPr>
+              <w:pStyle w:val="Compact"/>
+            </w:pPr>
+            <w:r>
+              <w:rPr>
+                <w:rFonts w:hint="eastAsia"/>
+              </w:rPr>
+              <w:t xml:space="preserve">名称</w:t>
+            </w:r>
+          </w:p>
+        </w:tc>
+        <w:tc>
+          <w:tcPr/>
+          <w:p>
+            <w:pPr>
+              <w:pStyle w:val="Compact"/>
+            </w:pPr>
+            <w:r>
+              <w:rPr>
+                <w:rFonts w:hint="eastAsia"/>
+              </w:rPr>
+              <w:t xml:space="preserve">周期</w:t>
+            </w:r>
+          </w:p>
+        </w:tc>
+        <w:tc>
+          <w:tcPr/>
+          <w:p>
+            <w:pPr>
+              <w:pStyle w:val="Compact"/>
+            </w:pPr>
+            <w:r>
+              <w:rPr>
+                <w:rFonts w:hint="eastAsia"/>
+              </w:rPr>
+              <w:t xml:space="preserve">抽出</w:t>
+            </w:r>
+          </w:p>
+        </w:tc>
+        <w:tc>
+          <w:tcPr/>
+          <w:p>
+            <w:pPr>
+              <w:pStyle w:val="Compact"/>
+            </w:pPr>
+            <w:r>
+              <w:rPr>
+                <w:rFonts w:hint="eastAsia"/>
+              </w:rPr>
+              <w:t xml:space="preserve">処理</w:t>
+            </w:r>
+          </w:p>
+        </w:tc>
+        <w:tc>
+          <w:tcPr/>
+          <w:p>
+            <w:pPr>
+              <w:pStyle w:val="Compact"/>
+            </w:pPr>
+            <w:r>
+              <w:rPr>
+                <w:rFonts w:hint="eastAsia"/>
+              </w:rPr>
+              <w:t xml:space="preserve">排他・再試行</w:t>
+            </w:r>
+          </w:p>
+        </w:tc>
+      </w:tr>
+    </w:tbl>
+    <w:p>
+      <w:pPr>
+        <w:pStyle w:val="BlockText"/>
+      </w:pPr>
+      <w:r>
+        <w:rPr>
+          <w:rFonts w:hint="eastAsia"/>
+          <w:b/>
+          <w:bCs/>
+        </w:rPr>
+        <w:t xml:space="preserve">バッチIDは基本設計</w:t>
+      </w:r>
+      <w:r>
+        <w:rPr>
+          <w:b/>
+          <w:bCs/>
+        </w:rPr>
+        <w:t xml:space="preserve"> §8.1 </w:t>
+      </w:r>
+      <w:r>
+        <w:rPr>
+          <w:rFonts w:hint="eastAsia"/>
+          <w:b/>
+          <w:bCs/>
+        </w:rPr>
+        <w:t xml:space="preserve">を正とする。</w:t>
+      </w:r>
+      <w:r>
+        <w:t xml:space="preserve"> </w:t>
+      </w:r>
+      <w:r>
+        <w:rPr>
+          <w:rFonts w:hint="eastAsia"/>
+        </w:rPr>
+        <w:t xml:space="preserve">初版の本表は独自採番で、Outbox配送をBAT-003、</w:t>
+      </w:r>
+      <w:r>
+        <w:t xml:space="preserve"> </w:t>
+      </w:r>
+      <w:r>
+        <w:rPr>
+          <w:rFonts w:hint="eastAsia"/>
+        </w:rPr>
+        <w:t xml:space="preserve">通知送信をBAT-004、返金実行をBAT-005…としていたが、実装は基本設計の採番を用いている</w:t>
+      </w:r>
+      <w:r>
+        <w:t xml:space="preserve"> </w:t>
+      </w:r>
+      <w:r>
+        <w:rPr>
+          <w:rFonts w:hint="eastAsia"/>
+        </w:rPr>
+        <w:t xml:space="preserve">（</w:t>
+      </w:r>
+      <w:r>
+        <w:rPr>
+          <w:rStyle w:val="VerbatimChar"/>
+        </w:rPr>
+        <w:t xml:space="preserve">@SchedulerLock(name = "BAT-00X-…")</w:t>
+      </w:r>
+      <w:r>
+        <w:rPr>
+          <w:rFonts w:hint="eastAsia"/>
+        </w:rPr>
+        <w:t xml:space="preserve">）。本表を実装に合わせて振り直した。</w:t>
+      </w:r>
+    </w:p>
+    <w:tbl>
+      <w:tblPr>
+        <w:tblStyle w:val="Table"/>
         <w:tblW w:type="pct" w:w="5000"/>
         <w:tblLayout w:type="fixed"/>
         <w:tblLook w:firstRow="1" w:lastRow="0" w:firstColumn="0" w:lastColumn="0" w:noHBand="0" w:noVBand="0" w:val="0020"/>
@@ -38059,7 +38572,7 @@
               <w:t xml:space="preserve">100件/Tx、SKIP</w:t>
             </w:r>
             <w:r>
-              <w:t xml:space="preserve"> LOCKED</w:t>
+              <w:t xml:space="preserve"> LOCKED、ShedLock</w:t>
             </w:r>
           </w:p>
         </w:tc>
@@ -38139,7 +38652,7 @@
               <w:rPr>
                 <w:rFonts w:hint="eastAsia"/>
               </w:rPr>
-              <w:t xml:space="preserve">100件/Tx</w:t>
+              <w:t xml:space="preserve">100件/Tx、ShedLock</w:t>
             </w:r>
           </w:p>
         </w:tc>
@@ -38166,6 +38679,267 @@
               <w:rPr>
                 <w:rFonts w:hint="eastAsia"/>
               </w:rPr>
+              <w:t xml:space="preserve">返金対象作成</w:t>
+            </w:r>
+          </w:p>
+        </w:tc>
+        <w:tc>
+          <w:tcPr/>
+          <w:p>
+            <w:pPr>
+              <w:pStyle w:val="Compact"/>
+            </w:pPr>
+            <w:r>
+              <w:t xml:space="preserve">イベント</w:t>
+            </w:r>
+          </w:p>
+        </w:tc>
+        <w:tc>
+          <w:tcPr/>
+          <w:p>
+            <w:pPr>
+              <w:pStyle w:val="Compact"/>
+            </w:pPr>
+            <w:r>
+              <w:rPr>
+                <w:rStyle w:val="VerbatimChar"/>
+              </w:rPr>
+              <w:t xml:space="preserve">ProjectFailed</w:t>
+            </w:r>
+            <w:r>
+              <w:t xml:space="preserve"> </w:t>
+            </w:r>
+            <w:r>
+              <w:rPr>
+                <w:rFonts w:hint="eastAsia"/>
+              </w:rPr>
+              <w:t xml:space="preserve">の購読</w:t>
+            </w:r>
+          </w:p>
+        </w:tc>
+        <w:tc>
+          <w:tcPr/>
+          <w:p>
+            <w:pPr>
+              <w:pStyle w:val="Compact"/>
+            </w:pPr>
+            <w:r>
+              <w:rPr>
+                <w:rFonts w:hint="eastAsia"/>
+              </w:rPr>
+              <w:t xml:space="preserve">不成立案件の返金要求を作成</w:t>
+            </w:r>
+          </w:p>
+        </w:tc>
+        <w:tc>
+          <w:tcPr/>
+          <w:p>
+            <w:pPr>
+              <w:pStyle w:val="Compact"/>
+            </w:pPr>
+            <w:r>
+              <w:rPr>
+                <w:rFonts w:hint="eastAsia"/>
+              </w:rPr>
+              <w:t xml:space="preserve">スケジュール起動ではない（</w:t>
+            </w:r>
+            <w:r>
+              <w:rPr>
+                <w:rStyle w:val="VerbatimChar"/>
+              </w:rPr>
+              <w:t xml:space="preserve">ProjectFailedHandler</w:t>
+            </w:r>
+            <w:r>
+              <w:rPr>
+                <w:rFonts w:hint="eastAsia"/>
+              </w:rPr>
+              <w:t xml:space="preserve">）</w:t>
+            </w:r>
+          </w:p>
+        </w:tc>
+      </w:tr>
+      <w:tr>
+        <w:tc>
+          <w:tcPr/>
+          <w:p>
+            <w:pPr>
+              <w:pStyle w:val="Compact"/>
+            </w:pPr>
+            <w:r>
+              <w:t xml:space="preserve">BAT-004</w:t>
+            </w:r>
+          </w:p>
+        </w:tc>
+        <w:tc>
+          <w:tcPr/>
+          <w:p>
+            <w:pPr>
+              <w:pStyle w:val="Compact"/>
+            </w:pPr>
+            <w:r>
+              <w:rPr>
+                <w:rFonts w:hint="eastAsia"/>
+              </w:rPr>
+              <w:t xml:space="preserve">返金実行</w:t>
+            </w:r>
+          </w:p>
+        </w:tc>
+        <w:tc>
+          <w:tcPr/>
+          <w:p>
+            <w:pPr>
+              <w:pStyle w:val="Compact"/>
+            </w:pPr>
+            <w:r>
+              <w:rPr>
+                <w:rFonts w:hint="eastAsia"/>
+              </w:rPr>
+              <w:t xml:space="preserve">毎分</w:t>
+            </w:r>
+          </w:p>
+        </w:tc>
+        <w:tc>
+          <w:tcPr/>
+          <w:p>
+            <w:pPr>
+              <w:pStyle w:val="Compact"/>
+            </w:pPr>
+            <w:r>
+              <w:t xml:space="preserve">REQUESTED/RETRY_WAIT</w:t>
+            </w:r>
+          </w:p>
+        </w:tc>
+        <w:tc>
+          <w:tcPr/>
+          <w:p>
+            <w:pPr>
+              <w:pStyle w:val="Compact"/>
+            </w:pPr>
+            <w:r>
+              <w:rPr>
+                <w:rFonts w:hint="eastAsia"/>
+              </w:rPr>
+              <w:t xml:space="preserve">Provider返金API</w:t>
+            </w:r>
+          </w:p>
+        </w:tc>
+        <w:tc>
+          <w:tcPr/>
+          <w:p>
+            <w:pPr>
+              <w:pStyle w:val="Compact"/>
+            </w:pPr>
+            <w:r>
+              <w:rPr>
+                <w:rFonts w:hint="eastAsia"/>
+              </w:rPr>
+              <w:t xml:space="preserve">最大8回、上限後OPERATOR通知、ShedLock</w:t>
+            </w:r>
+          </w:p>
+        </w:tc>
+      </w:tr>
+      <w:tr>
+        <w:tc>
+          <w:tcPr/>
+          <w:p>
+            <w:pPr>
+              <w:pStyle w:val="Compact"/>
+            </w:pPr>
+            <w:r>
+              <w:t xml:space="preserve">BAT-005</w:t>
+            </w:r>
+          </w:p>
+        </w:tc>
+        <w:tc>
+          <w:tcPr/>
+          <w:p>
+            <w:pPr>
+              <w:pStyle w:val="Compact"/>
+            </w:pPr>
+            <w:r>
+              <w:rPr>
+                <w:rFonts w:hint="eastAsia"/>
+              </w:rPr>
+              <w:t xml:space="preserve">通知送信</w:t>
+            </w:r>
+          </w:p>
+        </w:tc>
+        <w:tc>
+          <w:tcPr/>
+          <w:p>
+            <w:pPr>
+              <w:pStyle w:val="Compact"/>
+            </w:pPr>
+            <w:r>
+              <w:rPr>
+                <w:rFonts w:hint="eastAsia"/>
+              </w:rPr>
+              <w:t xml:space="preserve">毎分</w:t>
+            </w:r>
+          </w:p>
+        </w:tc>
+        <w:tc>
+          <w:tcPr/>
+          <w:p>
+            <w:pPr>
+              <w:pStyle w:val="Compact"/>
+            </w:pPr>
+            <w:r>
+              <w:t xml:space="preserve">PENDING/RETRY_WAIT</w:t>
+            </w:r>
+          </w:p>
+        </w:tc>
+        <w:tc>
+          <w:tcPr/>
+          <w:p>
+            <w:pPr>
+              <w:pStyle w:val="Compact"/>
+            </w:pPr>
+            <w:r>
+              <w:rPr>
+                <w:rFonts w:hint="eastAsia"/>
+              </w:rPr>
+              <w:t xml:space="preserve">SES送信、delivery記録</w:t>
+            </w:r>
+          </w:p>
+        </w:tc>
+        <w:tc>
+          <w:tcPr/>
+          <w:p>
+            <w:pPr>
+              <w:pStyle w:val="Compact"/>
+            </w:pPr>
+            <w:r>
+              <w:rPr>
+                <w:rFonts w:hint="eastAsia"/>
+              </w:rPr>
+              <w:t xml:space="preserve">最大5回、ShedLock</w:t>
+            </w:r>
+          </w:p>
+        </w:tc>
+      </w:tr>
+      <w:tr>
+        <w:tc>
+          <w:tcPr/>
+          <w:p>
+            <w:pPr>
+              <w:pStyle w:val="Compact"/>
+            </w:pPr>
+            <w:r>
+              <w:t xml:space="preserve">BAT-006</w:t>
+            </w:r>
+          </w:p>
+        </w:tc>
+        <w:tc>
+          <w:tcPr/>
+          <w:p>
+            <w:pPr>
+              <w:pStyle w:val="Compact"/>
+            </w:pPr>
+            <w:r>
+              <w:rPr>
+                <w:rFonts w:hint="eastAsia"/>
+              </w:rPr>
               <w:t xml:space="preserve">Outbox配送</w:t>
             </w:r>
           </w:p>
@@ -38180,7 +38954,7 @@
               <w:rPr>
                 <w:rFonts w:hint="eastAsia"/>
               </w:rPr>
-              <w:t xml:space="preserve">5秒～1分</w:t>
+              <w:t xml:space="preserve">5秒</w:t>
             </w:r>
           </w:p>
         </w:tc>
@@ -38204,195 +38978,60 @@
             <w:r>
               <w:rPr>
                 <w:rFonts w:hint="eastAsia"/>
-              </w:rPr>
-              <w:t xml:space="preserve">SQS/内部Handlerへ配送</w:t>
-            </w:r>
-          </w:p>
-        </w:tc>
-        <w:tc>
-          <w:tcPr/>
-          <w:p>
-            <w:pPr>
-              <w:pStyle w:val="Compact"/>
-            </w:pPr>
-            <w:r>
-              <w:rPr>
-                <w:rFonts w:hint="eastAsia"/>
-              </w:rPr>
-              <w:t xml:space="preserve">50件/Tx、指数Backoff</w:t>
-            </w:r>
-          </w:p>
-        </w:tc>
-      </w:tr>
-      <w:tr>
-        <w:tc>
-          <w:tcPr/>
-          <w:p>
-            <w:pPr>
-              <w:pStyle w:val="Compact"/>
-            </w:pPr>
-            <w:r>
-              <w:t xml:space="preserve">BAT-004</w:t>
-            </w:r>
-          </w:p>
-        </w:tc>
-        <w:tc>
-          <w:tcPr/>
-          <w:p>
-            <w:pPr>
-              <w:pStyle w:val="Compact"/>
-            </w:pPr>
-            <w:r>
-              <w:rPr>
-                <w:rFonts w:hint="eastAsia"/>
-              </w:rPr>
-              <w:t xml:space="preserve">通知送信</w:t>
-            </w:r>
-          </w:p>
-        </w:tc>
-        <w:tc>
-          <w:tcPr/>
-          <w:p>
-            <w:pPr>
-              <w:pStyle w:val="Compact"/>
-            </w:pPr>
-            <w:r>
-              <w:rPr>
-                <w:rFonts w:hint="eastAsia"/>
-              </w:rPr>
-              <w:t xml:space="preserve">毎分</w:t>
-            </w:r>
-          </w:p>
-        </w:tc>
-        <w:tc>
-          <w:tcPr/>
-          <w:p>
-            <w:pPr>
-              <w:pStyle w:val="Compact"/>
-            </w:pPr>
-            <w:r>
-              <w:t xml:space="preserve">PENDING/RETRY_WAIT</w:t>
-            </w:r>
-          </w:p>
-        </w:tc>
-        <w:tc>
-          <w:tcPr/>
-          <w:p>
-            <w:pPr>
-              <w:pStyle w:val="Compact"/>
-            </w:pPr>
-            <w:r>
-              <w:rPr>
-                <w:rFonts w:hint="eastAsia"/>
-              </w:rPr>
-              <w:t xml:space="preserve">SES送信、delivery記録</w:t>
-            </w:r>
-          </w:p>
-        </w:tc>
-        <w:tc>
-          <w:tcPr/>
-          <w:p>
-            <w:pPr>
-              <w:pStyle w:val="Compact"/>
-            </w:pPr>
-            <w:r>
-              <w:rPr>
-                <w:rFonts w:hint="eastAsia"/>
-              </w:rPr>
-              <w:t xml:space="preserve">最大5回</w:t>
-            </w:r>
-          </w:p>
-        </w:tc>
-      </w:tr>
-      <w:tr>
-        <w:tc>
-          <w:tcPr/>
-          <w:p>
-            <w:pPr>
-              <w:pStyle w:val="Compact"/>
-            </w:pPr>
-            <w:r>
-              <w:t xml:space="preserve">BAT-005</w:t>
-            </w:r>
-          </w:p>
-        </w:tc>
-        <w:tc>
-          <w:tcPr/>
-          <w:p>
-            <w:pPr>
-              <w:pStyle w:val="Compact"/>
-            </w:pPr>
-            <w:r>
-              <w:rPr>
-                <w:rFonts w:hint="eastAsia"/>
-              </w:rPr>
-              <w:t xml:space="preserve">返金実行</w:t>
-            </w:r>
-          </w:p>
-        </w:tc>
-        <w:tc>
-          <w:tcPr/>
-          <w:p>
-            <w:pPr>
-              <w:pStyle w:val="Compact"/>
-            </w:pPr>
-            <w:r>
-              <w:rPr>
-                <w:rFonts w:hint="eastAsia"/>
-              </w:rPr>
-              <w:t xml:space="preserve">毎分</w:t>
-            </w:r>
-          </w:p>
-        </w:tc>
-        <w:tc>
-          <w:tcPr/>
-          <w:p>
-            <w:pPr>
-              <w:pStyle w:val="Compact"/>
-            </w:pPr>
-            <w:r>
-              <w:t xml:space="preserve">REQUESTED/RETRY_WAIT</w:t>
-            </w:r>
-          </w:p>
-        </w:tc>
-        <w:tc>
-          <w:tcPr/>
-          <w:p>
-            <w:pPr>
-              <w:pStyle w:val="Compact"/>
-            </w:pPr>
-            <w:r>
-              <w:rPr>
-                <w:rFonts w:hint="eastAsia"/>
-              </w:rPr>
-              <w:t xml:space="preserve">Provider返金API</w:t>
-            </w:r>
-          </w:p>
-        </w:tc>
-        <w:tc>
-          <w:tcPr/>
-          <w:p>
-            <w:pPr>
-              <w:pStyle w:val="Compact"/>
-            </w:pPr>
-            <w:r>
-              <w:rPr>
-                <w:rFonts w:hint="eastAsia"/>
-              </w:rPr>
-              <w:t xml:space="preserve">最大8回、上限後OPERATOR通知</w:t>
-            </w:r>
-          </w:p>
-        </w:tc>
-      </w:tr>
-      <w:tr>
-        <w:tc>
-          <w:tcPr/>
-          <w:p>
-            <w:pPr>
-              <w:pStyle w:val="Compact"/>
-            </w:pPr>
-            <w:r>
-              <w:t xml:space="preserve">BAT-006</w:t>
+                <w:b/>
+                <w:bCs/>
+              </w:rPr>
+              <w:t xml:space="preserve">アプリ内Handlerへ配送</w:t>
+            </w:r>
+            <w:r>
+              <w:rPr>
+                <w:rFonts w:hint="eastAsia"/>
+              </w:rPr>
+              <w:t xml:space="preserve">（ADR-0008）</w:t>
+            </w:r>
+          </w:p>
+        </w:tc>
+        <w:tc>
+          <w:tcPr/>
+          <w:p>
+            <w:pPr>
+              <w:pStyle w:val="Compact"/>
+            </w:pPr>
+            <w:r>
+              <w:rPr>
+                <w:rFonts w:hint="eastAsia"/>
+              </w:rPr>
+              <w:t xml:space="preserve">50件/Tx、指数Backoff、SKIP</w:t>
+            </w:r>
+            <w:r>
+              <w:t xml:space="preserve"> LOCKED。</w:t>
+            </w:r>
+            <w:r>
+              <w:rPr>
+                <w:rFonts w:hint="eastAsia"/>
+                <w:b/>
+                <w:bCs/>
+              </w:rPr>
+              <w:t xml:space="preserve">競合コンシューマ設計のためShedLock対象外</w:t>
+            </w:r>
+            <w:r>
+              <w:rPr>
+                <w:rFonts w:hint="eastAsia"/>
+              </w:rPr>
+              <w:t xml:space="preserve">（ADR-0003）</w:t>
+            </w:r>
+          </w:p>
+        </w:tc>
+      </w:tr>
+      <w:tr>
+        <w:tc>
+          <w:tcPr/>
+          <w:p>
+            <w:pPr>
+              <w:pStyle w:val="Compact"/>
+            </w:pPr>
+            <w:r>
+              <w:t xml:space="preserve">BAT-007</w:t>
             </w:r>
           </w:p>
         </w:tc>
@@ -38420,7 +39059,7 @@
               <w:rPr>
                 <w:rFonts w:hint="eastAsia"/>
               </w:rPr>
-              <w:t xml:space="preserve">10分</w:t>
+              <w:t xml:space="preserve">15分</w:t>
             </w:r>
           </w:p>
         </w:tc>
@@ -38459,20 +39098,20 @@
               <w:rPr>
                 <w:rFonts w:hint="eastAsia"/>
               </w:rPr>
-              <w:t xml:space="preserve">24時間後手動対応</w:t>
-            </w:r>
-          </w:p>
-        </w:tc>
-      </w:tr>
-      <w:tr>
-        <w:tc>
-          <w:tcPr/>
-          <w:p>
-            <w:pPr>
-              <w:pStyle w:val="Compact"/>
-            </w:pPr>
-            <w:r>
-              <w:t xml:space="preserve">BAT-007</w:t>
+              <w:t xml:space="preserve">24時間後手動対応、ShedLock</w:t>
+            </w:r>
+          </w:p>
+        </w:tc>
+      </w:tr>
+      <w:tr>
+        <w:tc>
+          <w:tcPr/>
+          <w:p>
+            <w:pPr>
+              <w:pStyle w:val="Compact"/>
+            </w:pPr>
+            <w:r>
+              <w:t xml:space="preserve">BAT-008</w:t>
             </w:r>
           </w:p>
         </w:tc>
@@ -38539,20 +39178,121 @@
               <w:rPr>
                 <w:rFonts w:hint="eastAsia"/>
               </w:rPr>
-              <w:t xml:space="preserve">1000件/回</w:t>
-            </w:r>
-          </w:p>
-        </w:tc>
-      </w:tr>
-      <w:tr>
-        <w:tc>
-          <w:tcPr/>
-          <w:p>
-            <w:pPr>
-              <w:pStyle w:val="Compact"/>
-            </w:pPr>
-            <w:r>
-              <w:t xml:space="preserve">BAT-008</w:t>
+              <w:t xml:space="preserve">1000件/回、ShedLock</w:t>
+            </w:r>
+          </w:p>
+        </w:tc>
+      </w:tr>
+      <w:tr>
+        <w:tc>
+          <w:tcPr/>
+          <w:p>
+            <w:pPr>
+              <w:pStyle w:val="Compact"/>
+            </w:pPr>
+            <w:r>
+              <w:t xml:space="preserve">BAT-009</w:t>
+            </w:r>
+          </w:p>
+        </w:tc>
+        <w:tc>
+          <w:tcPr/>
+          <w:p>
+            <w:pPr>
+              <w:pStyle w:val="Compact"/>
+            </w:pPr>
+            <w:r>
+              <w:rPr>
+                <w:rFonts w:hint="eastAsia"/>
+              </w:rPr>
+              <w:t xml:space="preserve">監査ログアーカイブ</w:t>
+            </w:r>
+          </w:p>
+        </w:tc>
+        <w:tc>
+          <w:tcPr/>
+          <w:p>
+            <w:pPr>
+              <w:pStyle w:val="Compact"/>
+            </w:pPr>
+            <w:r>
+              <w:rPr>
+                <w:rFonts w:hint="eastAsia"/>
+              </w:rPr>
+              <w:t xml:space="preserve">月次</w:t>
+            </w:r>
+          </w:p>
+        </w:tc>
+        <w:tc>
+          <w:tcPr/>
+          <w:p>
+            <w:pPr>
+              <w:pStyle w:val="Compact"/>
+            </w:pPr>
+            <w:r>
+              <w:rPr>
+                <w:rFonts w:hint="eastAsia"/>
+              </w:rPr>
+              <w:t xml:space="preserve">保持期限超過</w:t>
+            </w:r>
+          </w:p>
+        </w:tc>
+        <w:tc>
+          <w:tcPr/>
+          <w:p>
+            <w:pPr>
+              <w:pStyle w:val="Compact"/>
+            </w:pPr>
+            <w:r>
+              <w:rPr>
+                <w:rFonts w:hint="eastAsia"/>
+              </w:rPr>
+              <w:t xml:space="preserve">専用S3バケットへ</w:t>
+            </w:r>
+            <w:r>
+              <w:t xml:space="preserve"> </w:t>
+            </w:r>
+            <w:r>
+              <w:rPr>
+                <w:rStyle w:val="VerbatimChar"/>
+              </w:rPr>
+              <w:t xml:space="preserve">GLACIER_IR</w:t>
+            </w:r>
+            <w:r>
+              <w:t xml:space="preserve"> </w:t>
+            </w:r>
+            <w:r>
+              <w:rPr>
+                <w:rFonts w:hint="eastAsia"/>
+              </w:rPr>
+              <w:t xml:space="preserve">で出力後、件数・hash検証のうえ削除（ADR-0009）</w:t>
+            </w:r>
+          </w:p>
+        </w:tc>
+        <w:tc>
+          <w:tcPr/>
+          <w:p>
+            <w:pPr>
+              <w:pStyle w:val="Compact"/>
+            </w:pPr>
+            <w:r>
+              <w:rPr>
+                <w:rFonts w:hint="eastAsia"/>
+              </w:rPr>
+              <w:t xml:space="preserve">件数・hash検証、ShedLock</w:t>
+            </w:r>
+          </w:p>
+        </w:tc>
+      </w:tr>
+      <w:tr>
+        <w:tc>
+          <w:tcPr/>
+          <w:p>
+            <w:pPr>
+              <w:pStyle w:val="Compact"/>
+            </w:pPr>
+            <w:r>
+              <w:t xml:space="preserve">BAT-010</w:t>
             </w:r>
           </w:p>
         </w:tc>
@@ -38619,93 +39359,7 @@
               <w:rPr>
                 <w:rFonts w:hint="eastAsia"/>
               </w:rPr>
-              <w:t xml:space="preserve">10,000件/Tx</w:t>
-            </w:r>
-          </w:p>
-        </w:tc>
-      </w:tr>
-      <w:tr>
-        <w:tc>
-          <w:tcPr/>
-          <w:p>
-            <w:pPr>
-              <w:pStyle w:val="Compact"/>
-            </w:pPr>
-            <w:r>
-              <w:t xml:space="preserve">BAT-009</w:t>
-            </w:r>
-          </w:p>
-        </w:tc>
-        <w:tc>
-          <w:tcPr/>
-          <w:p>
-            <w:pPr>
-              <w:pStyle w:val="Compact"/>
-            </w:pPr>
-            <w:r>
-              <w:rPr>
-                <w:rFonts w:hint="eastAsia"/>
-              </w:rPr>
-              <w:t xml:space="preserve">監査ログアーカイブ</w:t>
-            </w:r>
-          </w:p>
-        </w:tc>
-        <w:tc>
-          <w:tcPr/>
-          <w:p>
-            <w:pPr>
-              <w:pStyle w:val="Compact"/>
-            </w:pPr>
-            <w:r>
-              <w:rPr>
-                <w:rFonts w:hint="eastAsia"/>
-              </w:rPr>
-              <w:t xml:space="preserve">月次</w:t>
-            </w:r>
-          </w:p>
-        </w:tc>
-        <w:tc>
-          <w:tcPr/>
-          <w:p>
-            <w:pPr>
-              <w:pStyle w:val="Compact"/>
-            </w:pPr>
-            <w:r>
-              <w:rPr>
-                <w:rFonts w:hint="eastAsia"/>
-              </w:rPr>
-              <w:t xml:space="preserve">保持期限超過</w:t>
-            </w:r>
-          </w:p>
-        </w:tc>
-        <w:tc>
-          <w:tcPr/>
-          <w:p>
-            <w:pPr>
-              <w:pStyle w:val="Compact"/>
-            </w:pPr>
-            <w:r>
-              <w:t xml:space="preserve">S3 </w:t>
-            </w:r>
-            <w:r>
-              <w:rPr>
-                <w:rFonts w:hint="eastAsia"/>
-              </w:rPr>
-              <w:t xml:space="preserve">Glacier相当へ出力後削除</w:t>
-            </w:r>
-          </w:p>
-        </w:tc>
-        <w:tc>
-          <w:tcPr/>
-          <w:p>
-            <w:pPr>
-              <w:pStyle w:val="Compact"/>
-            </w:pPr>
-            <w:r>
-              <w:rPr>
-                <w:rFonts w:hint="eastAsia"/>
-              </w:rPr>
-              <w:t xml:space="preserve">件数・hash検証</w:t>
+              <w:t xml:space="preserve">10,000件/Tx、ShedLock</w:t>
             </w:r>
           </w:p>
         </w:tc>
@@ -39146,7 +39800,7 @@
               <w:pStyle w:val="Compact"/>
             </w:pPr>
             <w:r>
-              <w:t xml:space="preserve">SQS/SES</w:t>
+              <w:t xml:space="preserve">SES</w:t>
             </w:r>
           </w:p>
         </w:tc>
@@ -40324,7 +40978,8 @@
     <w:tbl>
       <w:tblPr>
         <w:tblStyle w:val="Table"/>
-        <w:tblW w:type="auto" w:w="0"/>
+        <w:tblW w:type="pct" w:w="5000"/>
+        <w:tblLayout w:type="fixed"/>
         <w:tblLook w:firstRow="1" w:lastRow="0" w:firstColumn="0" w:lastColumn="0" w:noHBand="0" w:noVBand="0" w:val="0020"/>
       </w:tblPr>
       <w:tblGrid>
@@ -40473,7 +41128,21 @@
               <w:rPr>
                 <w:rFonts w:hint="eastAsia"/>
               </w:rPr>
-              <w:t xml:space="preserve">SNS/SQS経由で受信し送信抑止へ反映</w:t>
+              <w:t xml:space="preserve">SES構成セットのイベント送信先で受信し送信抑止へ反映（</w:t>
+            </w:r>
+            <w:r>
+              <w:rPr>
+                <w:rFonts w:hint="eastAsia"/>
+                <w:b/>
+                <w:bCs/>
+              </w:rPr>
+              <w:t xml:space="preserve">未実装</w:t>
+            </w:r>
+            <w:r>
+              <w:rPr>
+                <w:rFonts w:hint="eastAsia"/>
+              </w:rPr>
+              <w:t xml:space="preserve">。構成セットのみ作成済み）</w:t>
             </w:r>
           </w:p>
         </w:tc>
@@ -40932,7 +41601,8 @@
     <w:tbl>
       <w:tblPr>
         <w:tblStyle w:val="Table"/>
-        <w:tblW w:type="auto" w:w="0"/>
+        <w:tblW w:type="pct" w:w="5000"/>
+        <w:tblLayout w:type="fixed"/>
         <w:tblLook w:firstRow="1" w:lastRow="0" w:firstColumn="0" w:lastColumn="0" w:noHBand="0" w:noVBand="0" w:val="0020"/>
       </w:tblPr>
       <w:tblGrid>
@@ -41168,7 +41838,7 @@
               <w:rPr>
                 <w:rFonts w:hint="eastAsia"/>
               </w:rPr>
-              <w:t xml:space="preserve">SQS障害</w:t>
+              <w:t xml:space="preserve">配送Handler障害</w:t>
             </w:r>
           </w:p>
         </w:tc>
@@ -41196,7 +41866,7 @@
               <w:rPr>
                 <w:rFonts w:hint="eastAsia"/>
               </w:rPr>
-              <w:t xml:space="preserve">OutboxをPENDINGで保持</w:t>
+              <w:t xml:space="preserve">OutboxをPENDINGで保持し指数Backoffで再試行</w:t>
             </w:r>
           </w:p>
         </w:tc>
@@ -44407,7 +45077,7 @@
               <w:rPr>
                 <w:rFonts w:hint="eastAsia"/>
               </w:rPr>
-              <w:t xml:space="preserve">Worker、SQS、Eventエラー確認</w:t>
+              <w:t xml:space="preserve">Worker、配送Handler、Eventエラー確認</w:t>
             </w:r>
           </w:p>
         </w:tc>
